--- a/CSV108_docx/056_Backup_and_Restore_Test_Report.docx
+++ b/CSV108_docx/056_Backup_and_Restore_Test_Report.docx
@@ -1912,6 +1912,392 @@
     </w:p>
     <w:p>
       <w:pPr>
+        <w:spacing w:after="120" w:line="300" w:lineRule="auto"/>
+      </w:pPr>
+      <w:r>
+        <w:rPr>
+          <w:rFonts w:ascii="Calibri" w:hAnsi="Calibri"/>
+          <w:b w:val="0"/>
+          <w:i w:val="0"/>
+          <w:color w:val="000000"/>
+          <w:sz w:val="22"/>
+        </w:rPr>
+        <w:t>The restore conclusion is based on both infrastructure recovery and application-level usability. Evidence demonstrates that restored records, attachments, audit trails, signatures, configuration and access controls remained intact. Future restore tests shall include at least one closed sample, one signed record, one attachment, one audit trail and one interface status check.</w:t>
+      </w:r>
+    </w:p>
+    <w:tbl>
+      <w:tblPr>
+        <w:tblStyle w:val="TableGrid"/>
+        <w:tblW w:type="dxa" w:w="9360"/>
+        <w:tblLayout w:type="fixed"/>
+        <w:tblLook w:firstColumn="1" w:firstRow="1" w:lastColumn="0" w:lastRow="0" w:noHBand="0" w:noVBand="1" w:val="04A0"/>
+        <w:tblInd w:w="120" w:type="dxa"/>
+      </w:tblPr>
+      <w:tblGrid>
+        <w:gridCol w:w="4052"/>
+        <w:gridCol w:w="5308"/>
+      </w:tblGrid>
+      <w:tr>
+        <w:trPr>
+          <w:tblHeader w:val="true"/>
+        </w:trPr>
+        <w:tc>
+          <w:tcPr>
+            <w:tcW w:type="dxa" w:w="4052"/>
+            <w:shd w:fill="E8EEF5"/>
+            <w:vAlign w:val="center"/>
+            <w:tcMar>
+              <w:top w:w="80" w:type="dxa"/>
+              <w:bottom w:w="80" w:type="dxa"/>
+              <w:start w:w="120" w:type="dxa"/>
+              <w:end w:w="120" w:type="dxa"/>
+            </w:tcMar>
+          </w:tcPr>
+          <w:p>
+            <w:pPr>
+              <w:spacing w:after="0" w:line="276" w:lineRule="auto"/>
+              <w:jc w:val="left"/>
+            </w:pPr>
+            <w:r/>
+            <w:r>
+              <w:rPr>
+                <w:rFonts w:ascii="Calibri" w:hAnsi="Calibri"/>
+                <w:b/>
+                <w:color w:val="000000"/>
+                <w:sz w:val="19"/>
+              </w:rPr>
+              <w:t>Restore test evidence</w:t>
+            </w:r>
+          </w:p>
+        </w:tc>
+        <w:tc>
+          <w:tcPr>
+            <w:tcW w:type="dxa" w:w="5308"/>
+            <w:shd w:fill="E8EEF5"/>
+            <w:vAlign w:val="center"/>
+            <w:tcMar>
+              <w:top w:w="80" w:type="dxa"/>
+              <w:bottom w:w="80" w:type="dxa"/>
+              <w:start w:w="120" w:type="dxa"/>
+              <w:end w:w="120" w:type="dxa"/>
+            </w:tcMar>
+          </w:tcPr>
+          <w:p>
+            <w:pPr>
+              <w:spacing w:after="0" w:line="276" w:lineRule="auto"/>
+              <w:jc w:val="left"/>
+            </w:pPr>
+            <w:r/>
+            <w:r>
+              <w:rPr>
+                <w:rFonts w:ascii="Calibri" w:hAnsi="Calibri"/>
+                <w:b/>
+                <w:color w:val="000000"/>
+                <w:sz w:val="19"/>
+              </w:rPr>
+              <w:t>Result expectation</w:t>
+            </w:r>
+          </w:p>
+        </w:tc>
+      </w:tr>
+      <w:tr>
+        <w:tc>
+          <w:tcPr>
+            <w:tcW w:type="dxa" w:w="4052"/>
+            <w:vAlign w:val="center"/>
+            <w:tcMar>
+              <w:top w:w="80" w:type="dxa"/>
+              <w:bottom w:w="80" w:type="dxa"/>
+              <w:start w:w="120" w:type="dxa"/>
+              <w:end w:w="120" w:type="dxa"/>
+            </w:tcMar>
+          </w:tcPr>
+          <w:p>
+            <w:pPr>
+              <w:spacing w:after="0" w:line="276" w:lineRule="auto"/>
+              <w:jc w:val="left"/>
+            </w:pPr>
+            <w:r/>
+            <w:r>
+              <w:rPr>
+                <w:rFonts w:ascii="Calibri" w:hAnsi="Calibri"/>
+                <w:b w:val="0"/>
+                <w:color w:val="000000"/>
+                <w:sz w:val="19"/>
+              </w:rPr>
+              <w:t>Recovery point</w:t>
+            </w:r>
+          </w:p>
+        </w:tc>
+        <w:tc>
+          <w:tcPr>
+            <w:tcW w:type="dxa" w:w="5308"/>
+            <w:vAlign w:val="center"/>
+            <w:tcMar>
+              <w:top w:w="80" w:type="dxa"/>
+              <w:bottom w:w="80" w:type="dxa"/>
+              <w:start w:w="120" w:type="dxa"/>
+              <w:end w:w="120" w:type="dxa"/>
+            </w:tcMar>
+          </w:tcPr>
+          <w:p>
+            <w:pPr>
+              <w:spacing w:after="0" w:line="276" w:lineRule="auto"/>
+              <w:jc w:val="left"/>
+            </w:pPr>
+            <w:r/>
+            <w:r>
+              <w:rPr>
+                <w:rFonts w:ascii="Calibri" w:hAnsi="Calibri"/>
+                <w:b w:val="0"/>
+                <w:color w:val="000000"/>
+                <w:sz w:val="19"/>
+              </w:rPr>
+              <w:t>Selected point is within approved RPO</w:t>
+            </w:r>
+          </w:p>
+        </w:tc>
+      </w:tr>
+      <w:tr>
+        <w:tc>
+          <w:tcPr>
+            <w:tcW w:type="dxa" w:w="4052"/>
+            <w:vAlign w:val="center"/>
+            <w:tcMar>
+              <w:top w:w="80" w:type="dxa"/>
+              <w:bottom w:w="80" w:type="dxa"/>
+              <w:start w:w="120" w:type="dxa"/>
+              <w:end w:w="120" w:type="dxa"/>
+            </w:tcMar>
+          </w:tcPr>
+          <w:p>
+            <w:pPr>
+              <w:spacing w:after="0" w:line="276" w:lineRule="auto"/>
+              <w:jc w:val="left"/>
+            </w:pPr>
+            <w:r/>
+            <w:r>
+              <w:rPr>
+                <w:rFonts w:ascii="Calibri" w:hAnsi="Calibri"/>
+                <w:b w:val="0"/>
+                <w:color w:val="000000"/>
+                <w:sz w:val="19"/>
+              </w:rPr>
+              <w:t>Business record retrieval</w:t>
+            </w:r>
+          </w:p>
+        </w:tc>
+        <w:tc>
+          <w:tcPr>
+            <w:tcW w:type="dxa" w:w="5308"/>
+            <w:vAlign w:val="center"/>
+            <w:tcMar>
+              <w:top w:w="80" w:type="dxa"/>
+              <w:bottom w:w="80" w:type="dxa"/>
+              <w:start w:w="120" w:type="dxa"/>
+              <w:end w:w="120" w:type="dxa"/>
+            </w:tcMar>
+          </w:tcPr>
+          <w:p>
+            <w:pPr>
+              <w:spacing w:after="0" w:line="276" w:lineRule="auto"/>
+              <w:jc w:val="left"/>
+            </w:pPr>
+            <w:r/>
+            <w:r>
+              <w:rPr>
+                <w:rFonts w:ascii="Calibri" w:hAnsi="Calibri"/>
+                <w:b w:val="0"/>
+                <w:color w:val="000000"/>
+                <w:sz w:val="19"/>
+              </w:rPr>
+              <w:t>Sample/result/attachment can be opened and compared</w:t>
+            </w:r>
+          </w:p>
+        </w:tc>
+      </w:tr>
+      <w:tr>
+        <w:tc>
+          <w:tcPr>
+            <w:tcW w:type="dxa" w:w="4052"/>
+            <w:vAlign w:val="center"/>
+            <w:tcMar>
+              <w:top w:w="80" w:type="dxa"/>
+              <w:bottom w:w="80" w:type="dxa"/>
+              <w:start w:w="120" w:type="dxa"/>
+              <w:end w:w="120" w:type="dxa"/>
+            </w:tcMar>
+          </w:tcPr>
+          <w:p>
+            <w:pPr>
+              <w:spacing w:after="0" w:line="276" w:lineRule="auto"/>
+              <w:jc w:val="left"/>
+            </w:pPr>
+            <w:r/>
+            <w:r>
+              <w:rPr>
+                <w:rFonts w:ascii="Calibri" w:hAnsi="Calibri"/>
+                <w:b w:val="0"/>
+                <w:color w:val="000000"/>
+                <w:sz w:val="19"/>
+              </w:rPr>
+              <w:t>Audit/signature integrity</w:t>
+            </w:r>
+          </w:p>
+        </w:tc>
+        <w:tc>
+          <w:tcPr>
+            <w:tcW w:type="dxa" w:w="5308"/>
+            <w:vAlign w:val="center"/>
+            <w:tcMar>
+              <w:top w:w="80" w:type="dxa"/>
+              <w:bottom w:w="80" w:type="dxa"/>
+              <w:start w:w="120" w:type="dxa"/>
+              <w:end w:w="120" w:type="dxa"/>
+            </w:tcMar>
+          </w:tcPr>
+          <w:p>
+            <w:pPr>
+              <w:spacing w:after="0" w:line="276" w:lineRule="auto"/>
+              <w:jc w:val="left"/>
+            </w:pPr>
+            <w:r/>
+            <w:r>
+              <w:rPr>
+                <w:rFonts w:ascii="Calibri" w:hAnsi="Calibri"/>
+                <w:b w:val="0"/>
+                <w:color w:val="000000"/>
+                <w:sz w:val="19"/>
+              </w:rPr>
+              <w:t>Audit trail and signature manifestation remain linked</w:t>
+            </w:r>
+          </w:p>
+        </w:tc>
+      </w:tr>
+      <w:tr>
+        <w:tc>
+          <w:tcPr>
+            <w:tcW w:type="dxa" w:w="4052"/>
+            <w:vAlign w:val="center"/>
+            <w:tcMar>
+              <w:top w:w="80" w:type="dxa"/>
+              <w:bottom w:w="80" w:type="dxa"/>
+              <w:start w:w="120" w:type="dxa"/>
+              <w:end w:w="120" w:type="dxa"/>
+            </w:tcMar>
+          </w:tcPr>
+          <w:p>
+            <w:pPr>
+              <w:spacing w:after="0" w:line="276" w:lineRule="auto"/>
+              <w:jc w:val="left"/>
+            </w:pPr>
+            <w:r/>
+            <w:r>
+              <w:rPr>
+                <w:rFonts w:ascii="Calibri" w:hAnsi="Calibri"/>
+                <w:b w:val="0"/>
+                <w:color w:val="000000"/>
+                <w:sz w:val="19"/>
+              </w:rPr>
+              <w:t>Configuration/access</w:t>
+            </w:r>
+          </w:p>
+        </w:tc>
+        <w:tc>
+          <w:tcPr>
+            <w:tcW w:type="dxa" w:w="5308"/>
+            <w:vAlign w:val="center"/>
+            <w:tcMar>
+              <w:top w:w="80" w:type="dxa"/>
+              <w:bottom w:w="80" w:type="dxa"/>
+              <w:start w:w="120" w:type="dxa"/>
+              <w:end w:w="120" w:type="dxa"/>
+            </w:tcMar>
+          </w:tcPr>
+          <w:p>
+            <w:pPr>
+              <w:spacing w:after="0" w:line="276" w:lineRule="auto"/>
+              <w:jc w:val="left"/>
+            </w:pPr>
+            <w:r/>
+            <w:r>
+              <w:rPr>
+                <w:rFonts w:ascii="Calibri" w:hAnsi="Calibri"/>
+                <w:b w:val="0"/>
+                <w:color w:val="000000"/>
+                <w:sz w:val="19"/>
+              </w:rPr>
+              <w:t>Restored environment uses approved baseline and restricted access</w:t>
+            </w:r>
+          </w:p>
+        </w:tc>
+      </w:tr>
+      <w:tr>
+        <w:tc>
+          <w:tcPr>
+            <w:tcW w:type="dxa" w:w="4052"/>
+            <w:vAlign w:val="center"/>
+            <w:tcMar>
+              <w:top w:w="80" w:type="dxa"/>
+              <w:bottom w:w="80" w:type="dxa"/>
+              <w:start w:w="120" w:type="dxa"/>
+              <w:end w:w="120" w:type="dxa"/>
+            </w:tcMar>
+          </w:tcPr>
+          <w:p>
+            <w:pPr>
+              <w:spacing w:after="0" w:line="276" w:lineRule="auto"/>
+              <w:jc w:val="left"/>
+            </w:pPr>
+            <w:r/>
+            <w:r>
+              <w:rPr>
+                <w:rFonts w:ascii="Calibri" w:hAnsi="Calibri"/>
+                <w:b w:val="0"/>
+                <w:color w:val="000000"/>
+                <w:sz w:val="19"/>
+              </w:rPr>
+              <w:t>Monitoring restart</w:t>
+            </w:r>
+          </w:p>
+        </w:tc>
+        <w:tc>
+          <w:tcPr>
+            <w:tcW w:type="dxa" w:w="5308"/>
+            <w:vAlign w:val="center"/>
+            <w:tcMar>
+              <w:top w:w="80" w:type="dxa"/>
+              <w:bottom w:w="80" w:type="dxa"/>
+              <w:start w:w="120" w:type="dxa"/>
+              <w:end w:w="120" w:type="dxa"/>
+            </w:tcMar>
+          </w:tcPr>
+          <w:p>
+            <w:pPr>
+              <w:spacing w:after="0" w:line="276" w:lineRule="auto"/>
+              <w:jc w:val="left"/>
+            </w:pPr>
+            <w:r/>
+            <w:r>
+              <w:rPr>
+                <w:rFonts w:ascii="Calibri" w:hAnsi="Calibri"/>
+                <w:b w:val="0"/>
+                <w:color w:val="000000"/>
+                <w:sz w:val="19"/>
+              </w:rPr>
+              <w:t>Backup/monitoring jobs resume or exception is documented</w:t>
+            </w:r>
+          </w:p>
+        </w:tc>
+      </w:tr>
+    </w:tbl>
+    <w:p>
+      <w:pPr>
+        <w:spacing w:after="80"/>
+      </w:pPr>
+    </w:p>
+    <w:p>
+      <w:pPr>
         <w:pStyle w:val="Heading1"/>
       </w:pPr>
       <w:r>
